--- a/public/templates/drug-loft/quotation/BID FORM 2.docx
+++ b/public/templates/drug-loft/quotation/BID FORM 2.docx
@@ -48,7 +48,7 @@
           <w:color w:val="000000" w:themeColor="text1"/>
           <w:lang w:val="en-GB"/>
         </w:rPr>
-        <w:t>31</w:t>
+        <w:t>{{dateDay}}</w:t>
       </w:r>
       <w:r>
         <w:rPr>
@@ -58,7 +58,7 @@
           <w:vertAlign w:val="superscript"/>
           <w:lang w:val="en-GB"/>
         </w:rPr>
-        <w:t>st</w:t>
+        <w:t>{{daySuffix}}</w:t>
       </w:r>
       <w:r>
         <w:rPr>
@@ -67,7 +67,7 @@
           <w:color w:val="000000" w:themeColor="text1"/>
           <w:lang w:val="en-GB"/>
         </w:rPr>
-        <w:t xml:space="preserve"> July</w:t>
+        <w:t xml:space="preserve"> {{dateMonth}}</w:t>
       </w:r>
       <w:r>
         <w:rPr>
@@ -76,7 +76,7 @@
           <w:color w:val="000000" w:themeColor="text1"/>
           <w:lang w:val="en-GB"/>
         </w:rPr>
-        <w:t>, 202</w:t>
+        <w:t>, {{dateYear}}</w:t>
       </w:r>
       <w:r>
         <w:rPr>
@@ -85,7 +85,7 @@
           <w:color w:val="000000" w:themeColor="text1"/>
           <w:lang w:val="en-GB"/>
         </w:rPr>
-        <w:t>5</w:t>
+        <w:t/>
       </w:r>
     </w:p>
     <w:p>
@@ -124,14 +124,14 @@
         <w:rPr>
           <w:bCs/>
         </w:rPr>
-        <w:t>NO.:CHAG</w:t>
+        <w:t>NO.:{{sqNumber}}</w:t>
       </w:r>
       <w:proofErr w:type="gramEnd"/>
       <w:r>
         <w:rPr>
           <w:bCs/>
         </w:rPr>
-        <w:t>/A6/3</w:t>
+        <w:t/>
       </w:r>
     </w:p>
     <w:p>
@@ -149,7 +149,7 @@
           <w:sz w:val="24"/>
           <w:szCs w:val="24"/>
         </w:rPr>
-        <w:t xml:space="preserve"> CHRISTIAN HEALTH ASSOCIATION OF GHANA</w:t>
+        <w:t xml:space="preserve"> {{hospitalName}}</w:t>
       </w:r>
     </w:p>
     <w:p>
@@ -167,7 +167,7 @@
           <w:sz w:val="24"/>
           <w:szCs w:val="24"/>
         </w:rPr>
-        <w:t xml:space="preserve"> P. O. BOX AN7316</w:t>
+        <w:t xml:space="preserve"> {{hospitalAddress}}</w:t>
       </w:r>
     </w:p>
     <w:p>
@@ -185,7 +185,7 @@
           <w:sz w:val="24"/>
           <w:szCs w:val="24"/>
         </w:rPr>
-        <w:t xml:space="preserve"> ACCRA                                                                                                 </w:t>
+        <w:t xml:space="preserve"/>
       </w:r>
     </w:p>
     <w:p>
@@ -269,7 +269,7 @@
           <w:sz w:val="24"/>
           <w:szCs w:val="24"/>
         </w:rPr>
-        <w:t xml:space="preserve">SUPPLY OF </w:t>
+        <w:t xml:space="preserve">{{titleUpper}} </w:t>
       </w:r>
       <w:r>
         <w:rPr>
@@ -278,7 +278,7 @@
           <w:sz w:val="24"/>
           <w:szCs w:val="24"/>
         </w:rPr>
-        <w:t xml:space="preserve">VACCINE REFRIGERATOR </w:t>
+        <w:t xml:space="preserve"/>
       </w:r>
       <w:r>
         <w:rPr>
@@ -303,7 +303,7 @@
           <w:sz w:val="24"/>
           <w:szCs w:val="24"/>
         </w:rPr>
-        <w:t xml:space="preserve">FOUR HUNDRED AND </w:t>
+        <w:t xml:space="preserve">{{grandTotalWords}}</w:t>
       </w:r>
       <w:proofErr w:type="gramStart"/>
       <w:r>
@@ -313,7 +313,7 @@
           <w:sz w:val="24"/>
           <w:szCs w:val="24"/>
         </w:rPr>
-        <w:t>SEVENTY EIGHT</w:t>
+        <w:t/>
       </w:r>
       <w:proofErr w:type="gramEnd"/>
       <w:r>
@@ -332,7 +332,7 @@
           <w:sz w:val="24"/>
           <w:szCs w:val="24"/>
         </w:rPr>
-        <w:t>THOUSAND</w:t>
+        <w:t/>
       </w:r>
       <w:r>
         <w:rPr>
@@ -341,7 +341,7 @@
           <w:sz w:val="24"/>
           <w:szCs w:val="24"/>
         </w:rPr>
-        <w:t>, FOUR HUNDRED</w:t>
+        <w:t/>
       </w:r>
       <w:r>
         <w:rPr>
@@ -359,7 +359,7 @@
           <w:sz w:val="24"/>
           <w:szCs w:val="24"/>
         </w:rPr>
-        <w:t xml:space="preserve">GHANA CEDIS ONLY </w:t>
+        <w:t xml:space="preserve"/>
       </w:r>
       <w:r>
         <w:rPr>
@@ -397,7 +397,7 @@
           <w:sz w:val="28"/>
           <w:szCs w:val="28"/>
         </w:rPr>
-        <w:t>478,400.00</w:t>
+        <w:t>{{grandTotal}}</w:t>
       </w:r>
       <w:r>
         <w:rPr>
@@ -629,7 +629,7 @@
                 <w:szCs w:val="24"/>
                 <w:shd w:val="clear" w:color="auto" w:fill="FFFFFF"/>
               </w:rPr>
-              <w:t>VACCINE REFRIGERATOR</w:t>
+              <w:t>{{itemNameUpper}}</w:t>
             </w:r>
           </w:p>
         </w:tc>
@@ -702,7 +702,7 @@
                 <w:sz w:val="28"/>
                 <w:szCs w:val="28"/>
               </w:rPr>
-              <w:t>478,400.00</w:t>
+              <w:t>{{grandTotal}}</w:t>
             </w:r>
           </w:p>
         </w:tc>
@@ -793,7 +793,7 @@
                 <w:sz w:val="28"/>
                 <w:szCs w:val="28"/>
               </w:rPr>
-              <w:t>478</w:t>
+              <w:t>{{grandTotal}}</w:t>
             </w:r>
             <w:r>
               <w:rPr>
@@ -803,7 +803,7 @@
                 <w:sz w:val="28"/>
                 <w:szCs w:val="28"/>
               </w:rPr>
-              <w:t>,</w:t>
+              <w:t/>
             </w:r>
             <w:r>
               <w:rPr>
@@ -813,7 +813,7 @@
                 <w:sz w:val="28"/>
                 <w:szCs w:val="28"/>
               </w:rPr>
-              <w:t>4</w:t>
+              <w:t/>
             </w:r>
             <w:r>
               <w:rPr>
@@ -823,7 +823,7 @@
                 <w:sz w:val="28"/>
                 <w:szCs w:val="28"/>
               </w:rPr>
-              <w:t>00.00</w:t>
+              <w:t/>
             </w:r>
           </w:p>
         </w:tc>
@@ -915,7 +915,7 @@
           <w:sz w:val="25"/>
           <w:szCs w:val="25"/>
         </w:rPr>
-        <w:t>90</w:t>
+        <w:t>{{validityTerms}}</w:t>
       </w:r>
       <w:r>
         <w:rPr>
@@ -935,7 +935,7 @@
           <w:sz w:val="25"/>
           <w:szCs w:val="25"/>
         </w:rPr>
-        <w:t>Days</w:t>
+        <w:t/>
       </w:r>
       <w:r>
         <w:rPr>

--- a/public/templates/drug-loft/quotation/BID FORM 2.docx
+++ b/public/templates/drug-loft/quotation/BID FORM 2.docx
@@ -656,7 +656,7 @@
                 <w:sz w:val="24"/>
                 <w:szCs w:val="24"/>
               </w:rPr>
-              <w:t>5</w:t>
+              <w:t>{{quantitySummary}}</w:t>
             </w:r>
           </w:p>
         </w:tc>
